--- a/ИУ5-85Б_Нагдимаев_И_И_ПМИ.docx
+++ b/ИУ5-85Б_Нагдимаев_И_И_ПМИ.docx
@@ -219,11 +219,6 @@
         <w:spacing w:after="240"/>
       </w:pPr>
     </w:p>
-    <w:p>
-      <w:pPr>
-        <w:spacing w:after="240"/>
-      </w:pPr>
-    </w:p>
     <w:p/>
     <w:p/>
     <w:p>
@@ -246,8 +241,7 @@
     </w:p>
     <w:p>
       <w:pPr>
-        <w:ind w:left="-142" w:right="-143"/>
-        <w:jc w:val="center"/>
+        <w:ind w:right="-143"/>
         <w:rPr>
           <w:b/>
           <w:sz w:val="32"/>
@@ -257,7 +251,6 @@
     </w:p>
     <w:p>
       <w:pPr>
-        <w:ind w:left="-142" w:right="-143"/>
         <w:jc w:val="center"/>
         <w:rPr>
           <w:b/>
@@ -273,7 +266,7 @@
           <w:sz w:val="36"/>
           <w:szCs w:val="36"/>
         </w:rPr>
-        <w:t>Информационная система торговой площадки ресторанов</w:t>
+        <w:t>Информационная система резервирования мест в ресторанах</w:t>
       </w:r>
     </w:p>
     <w:p>
@@ -307,7 +300,16 @@
           <w:szCs w:val="28"/>
           <w:u w:val="single"/>
         </w:rPr>
-        <w:t xml:space="preserve">Техническое задание  </w:t>
+        <w:t>Программа и методика испытаний</w:t>
+      </w:r>
+      <w:r>
+        <w:rPr>
+          <w:color w:val="000000"/>
+          <w:sz w:val="28"/>
+          <w:szCs w:val="28"/>
+          <w:u w:val="single"/>
+        </w:rPr>
+        <w:t xml:space="preserve">  </w:t>
       </w:r>
     </w:p>
     <w:p>
@@ -323,6 +325,15 @@
           <w:sz w:val="28"/>
           <w:szCs w:val="28"/>
         </w:rPr>
+        <w:t xml:space="preserve"> </w:t>
+      </w:r>
+      <w:bookmarkStart w:id="4" w:name="_GoBack"/>
+      <w:bookmarkEnd w:id="4"/>
+      <w:r>
+        <w:rPr>
+          <w:sz w:val="28"/>
+          <w:szCs w:val="28"/>
+        </w:rPr>
         <w:t>(вид документа)</w:t>
       </w:r>
     </w:p>
@@ -395,8 +406,6 @@
         </w:rPr>
         <w:t>9</w:t>
       </w:r>
-      <w:bookmarkStart w:id="4" w:name="_GoBack"/>
-      <w:bookmarkEnd w:id="4"/>
     </w:p>
     <w:p>
       <w:pPr>
@@ -1456,6 +1465,7 @@
           <w:rFonts w:cs="Times New Roman"/>
           <w:bCs w:val="0"/>
         </w:rPr>
+        <w:lastRenderedPageBreak/>
         <w:t>Объект испытаний</w:t>
       </w:r>
       <w:bookmarkEnd w:id="8"/>
@@ -2092,6 +2102,7 @@
           <w:sz w:val="28"/>
           <w:szCs w:val="28"/>
         </w:rPr>
+        <w:lastRenderedPageBreak/>
         <w:t xml:space="preserve">Браузер </w:t>
       </w:r>
       <w:r>
@@ -2581,6 +2592,7 @@
           <w:sz w:val="32"/>
           <w:szCs w:val="32"/>
         </w:rPr>
+        <w:lastRenderedPageBreak/>
         <w:t>Методы испытаний</w:t>
       </w:r>
       <w:bookmarkEnd w:id="29"/>
@@ -3819,6 +3831,7 @@
               <w:jc w:val="center"/>
             </w:pPr>
             <w:r>
+              <w:lastRenderedPageBreak/>
               <w:t>11</w:t>
             </w:r>
           </w:p>
@@ -5191,6 +5204,7 @@
               <w:jc w:val="center"/>
             </w:pPr>
             <w:r>
+              <w:lastRenderedPageBreak/>
               <w:t>25</w:t>
             </w:r>
           </w:p>
@@ -6528,7 +6542,15 @@
           <w:sz w:val="28"/>
           <w:szCs w:val="32"/>
         </w:rPr>
-        <w:t>пользовательского интерфейса для распознавания графических образов на изображениях с помощью различных моделей компьютерного зрения</w:t>
+        <w:t xml:space="preserve">пользовательского интерфейса для распознавания </w:t>
+      </w:r>
+      <w:r>
+        <w:rPr>
+          <w:sz w:val="28"/>
+          <w:szCs w:val="32"/>
+        </w:rPr>
+        <w:lastRenderedPageBreak/>
+        <w:t>графических образов на изображениях с помощью различных моделей компьютерного зрения</w:t>
       </w:r>
       <w:r>
         <w:rPr>
@@ -6711,7 +6733,7 @@
             <w:rStyle w:val="af5"/>
             <w:noProof/>
           </w:rPr>
-          <w:t>2</w:t>
+          <w:t>9</w:t>
         </w:r>
         <w:r>
           <w:rPr>
@@ -9957,7 +9979,7 @@
 </file>
 
 <file path=customXml/itemProps1.xml><?xml version="1.0" encoding="utf-8"?>
-<ds:datastoreItem xmlns:ds="http://schemas.openxmlformats.org/officeDocument/2006/customXml" ds:itemID="{5AE1E480-C3D3-4FA1-85A2-65CC1DC65E84}">
+<ds:datastoreItem xmlns:ds="http://schemas.openxmlformats.org/officeDocument/2006/customXml" ds:itemID="{B2CF8E4D-7F9E-4293-9668-6B1179B81055}">
   <ds:schemaRefs>
     <ds:schemaRef ds:uri="http://schemas.openxmlformats.org/officeDocument/2006/bibliography"/>
   </ds:schemaRefs>
